--- a/zaini_case_audit_output/outputs/word/documents/107_ضبط جلسة رقم 30 يوم 17-11-1444 هـ للدعوى رقم 42824717 تمسك المدعي بالتقييم وليس .docx
+++ b/zaini_case_audit_output/outputs/word/documents/107_ضبط جلسة رقم 30 يوم 17-11-1444 هـ للدعوى رقم 42824717 تمسك المدعي بالتقييم وليس .docx
@@ -182,7 +182,7 @@
           <w:b w:val="0"/>
           <w:i w:val="0"/>
         </w:rPr>
-        <w:t>أسامھ بن احمد بن عبا</w:t>
+        <w:t>ابع نب دمحا نب ھماسأ</w:t>
       </w:r>
     </w:p>
     <w:p>
@@ -195,7 +195,7 @@
           <w:b w:val="0"/>
           <w:i w:val="0"/>
         </w:rPr>
-        <w:t>أسامھ بن احمد بن عبا</w:t>
+        <w:t>ابع نب دمحا نب ھماسأ</w:t>
       </w:r>
     </w:p>
     <w:p>
@@ -208,7 +208,7 @@
           <w:b w:val="0"/>
           <w:i w:val="0"/>
         </w:rPr>
-        <w:t>ھتفص ةيضقلاب ىدلف ىدلف ةرئادلا ةرئادلا و و و و ءان ءان ع ع ةيضقلا ةيضقلا مقر مقر ۷۱۷ ۷۱۷٤۲۸۲ ۲۸۲٤ راتو راتو خ خ ۲٤٤٤٤۱/۲۱۲۱/۵۲۵۲ ـ ا ا دم دم ةالصلاو ةالصلاو مالسلاو مالسلاو ع ع لوسر لوسر هللااهللاا امأ امأ دع دع :</w:t>
+        <w:t>: عد عد أما أما االلهاالله رسول رسول ع ع والسلام والسلام والصلاة والصلاة مد مد ا ا ـ ۲۵۲۵/۱۲۱۲/۱٤٤٤٤۲ خ خ وتار وتار ٤۲۸۲ ۲۸۲٤۷۱۷ ۷۱۷ رقم رقم القضية القضية ع ع ناء ناء و و و و الدائرة الدائرة فلدى فلدى بالقضية صفتھ</w:t>
       </w:r>
     </w:p>
     <w:p>
@@ -234,7 +234,7 @@
           <w:b w:val="0"/>
           <w:i w:val="0"/>
         </w:rPr>
-        <w:t>طبض</w:t>
+        <w:t>ضبط</w:t>
       </w:r>
     </w:p>
     <w:p>
@@ -247,7 +247,7 @@
           <w:b w:val="0"/>
           <w:i w:val="0"/>
         </w:rPr>
-        <w:t>مقر ةيضقلا : ۷۱۷٤۲۸۲٤ مقر ةسل ا : ۰۳ مقر حفصلا ـة : ۱ ةرئادلا و ةمكحملا ة راجتلا ةدجب</w:t>
+        <w:t>بجدة التجار ة المحكمة و الدائرة ۱ : ةـ الصفح رقم ۳۰ : ا لسة رقم ٤۲۸۲٤۷۱۷ : القضية رقم</w:t>
       </w:r>
     </w:p>
     <w:p>
@@ -364,7 +364,7 @@
           <w:b w:val="0"/>
           <w:i w:val="0"/>
         </w:rPr>
-        <w:t>أسامھ بن احمد بن عبا</w:t>
+        <w:t>ابع نب دمحا نب ھماسأ</w:t>
       </w:r>
     </w:p>
     <w:p>
@@ -377,7 +377,7 @@
           <w:b w:val="0"/>
           <w:i w:val="0"/>
         </w:rPr>
-        <w:t>أسامھ بن احمد بن عبا</w:t>
+        <w:t>ابع نب دمحا نب ھماسأ</w:t>
       </w:r>
     </w:p>
     <w:p>
@@ -416,7 +416,7 @@
           <w:b w:val="0"/>
           <w:i w:val="0"/>
         </w:rPr>
-        <w:t>ىوعدلا ىوعدلا</w:t>
+        <w:t>الدعوى الدعوى</w:t>
       </w:r>
     </w:p>
     <w:p>
@@ -468,7 +468,7 @@
           <w:b w:val="0"/>
           <w:i w:val="0"/>
         </w:rPr>
-        <w:t>طبض</w:t>
+        <w:t>ضبط</w:t>
       </w:r>
     </w:p>
     <w:p>
@@ -481,7 +481,7 @@
           <w:b w:val="0"/>
           <w:i w:val="0"/>
         </w:rPr>
-        <w:t>مقر ةيضقلا : ۷۱۷٤۲۸۲٤ مقر ةسل ا : ۰۳ مقر حفصلا ـة : ۲ ةرئادلا و ةمكحملا ة راجتلا ةدجب</w:t>
+        <w:t>بجدة التجار ة المحكمة و الدائرة ۲ : ةـ الصفح رقم ۳۰ : ا لسة رقم ٤۲۸۲٤۷۱۷ : القضية رقم</w:t>
       </w:r>
     </w:p>
     <w:p>
@@ -598,7 +598,7 @@
           <w:b w:val="0"/>
           <w:i w:val="0"/>
         </w:rPr>
-        <w:t>أسامھ بن احمد بن عبا</w:t>
+        <w:t>ابع نب دمحا نب ھماسأ</w:t>
       </w:r>
     </w:p>
     <w:p>
@@ -611,7 +611,7 @@
           <w:b w:val="0"/>
           <w:i w:val="0"/>
         </w:rPr>
-        <w:t>أسامھ بن احمد بن عبا</w:t>
+        <w:t>ابع نب دمحا نب ھماسأ</w:t>
       </w:r>
     </w:p>
     <w:p>
@@ -650,7 +650,7 @@
           <w:b w:val="0"/>
           <w:i w:val="0"/>
         </w:rPr>
-        <w:t>طبض</w:t>
+        <w:t>ضبط</w:t>
       </w:r>
     </w:p>
     <w:p>
@@ -663,7 +663,7 @@
           <w:b w:val="0"/>
           <w:i w:val="0"/>
         </w:rPr>
-        <w:t>مقر ةيضقلا : ۷۱۷٤۲۸۲٤ مقر ةسل ا : ۰۳ مقر حفصلا ـة : ۳ ةرئادلا و ةمكحملا ة راجتلا ةدجب</w:t>
+        <w:t>بجدة التجار ة المحكمة و الدائرة ۳ : ةـ الصفح رقم ۳۰ : ا لسة رقم ٤۲۸۲٤۷۱۷ : القضية رقم</w:t>
       </w:r>
     </w:p>
     <w:p>
@@ -780,7 +780,7 @@
           <w:b w:val="0"/>
           <w:i w:val="0"/>
         </w:rPr>
-        <w:t>أسامھ بن احمد بن عبا</w:t>
+        <w:t>ابع نب دمحا نب ھماسأ</w:t>
       </w:r>
     </w:p>
     <w:p>
@@ -793,7 +793,7 @@
           <w:b w:val="0"/>
           <w:i w:val="0"/>
         </w:rPr>
-        <w:t>أسامھ بن احمد بن عبا</w:t>
+        <w:t>ابع نب دمحا نب ھماسأ</w:t>
       </w:r>
     </w:p>
     <w:p>
@@ -806,7 +806,7 @@
           <w:b w:val="0"/>
           <w:i w:val="0"/>
         </w:rPr>
-        <w:t>عيقوتلا دملا ةفصلا ناندع دمحا سابع ز مس</w:t>
+        <w:t>سم ز عباس احمد عدنان الصفة المد التوقيع</w:t>
       </w:r>
     </w:p>
     <w:p>
@@ -858,7 +858,7 @@
           <w:b w:val="0"/>
           <w:i w:val="0"/>
         </w:rPr>
-        <w:t>عيقوتلا دم ھيلع ةفصلا ةماسا دمحا سابع ز مس</w:t>
+        <w:t>سم ز عباس احمد اسامة الصفة عليھ مد التوقيع</w:t>
       </w:r>
     </w:p>
     <w:p>
@@ -897,7 +897,7 @@
           <w:b w:val="0"/>
           <w:i w:val="0"/>
         </w:rPr>
-        <w:t>طبض</w:t>
+        <w:t>ضبط</w:t>
       </w:r>
     </w:p>
     <w:p>
@@ -910,7 +910,7 @@
           <w:b w:val="0"/>
           <w:i w:val="0"/>
         </w:rPr>
-        <w:t>مقر ةيضقلا : ۷۱۷٤۲۸۲٤ مقر ةسل ا : ۰۳ مقر حفصلا ـة : ٤ ةرئادلا و ةمكحملا ة راجتلا ةدجب</w:t>
+        <w:t>بجدة التجار ة المحكمة و الدائرة ٤ : ةـ الصفح رقم ۳۰ : ا لسة رقم ٤۲۸۲٤۷۱۷ : القضية رقم</w:t>
       </w:r>
     </w:p>
     <w:p>
@@ -923,7 +923,7 @@
           <w:b w:val="0"/>
           <w:i w:val="0"/>
         </w:rPr>
-        <w:t>عيقوت عيقوت ءاضعأ ءاضعأ ةرئادلا ةرئادلا</w:t>
+        <w:t>الدائرة الدائرة أعضاء أعضاء توقيع توقيع</w:t>
       </w:r>
     </w:p>
     <w:sectPr>

--- a/zaini_case_audit_output/outputs/word/documents/107_ضبط جلسة رقم 30 يوم 17-11-1444 هـ للدعوى رقم 42824717 تمسك المدعي بالتقييم وليس .docx
+++ b/zaini_case_audit_output/outputs/word/documents/107_ضبط جلسة رقم 30 يوم 17-11-1444 هـ للدعوى رقم 42824717 تمسك المدعي بالتقييم وليس .docx
@@ -208,7 +208,7 @@
           <w:b w:val="0"/>
           <w:i w:val="0"/>
         </w:rPr>
-        <w:t>: عد عد أما أما االلهاالله رسول رسول ع ع والسلام والسلام والصلاة والصلاة مد مد ا ا ـ ۲۵۲۵/۱۲۱۲/۱٤٤٤٤۲ خ خ وتار وتار ٤۲۸۲ ۲۸۲٤۷۱۷ ۷۱۷ رقم رقم القضية القضية ع ع ناء ناء و و و و الدائرة الدائرة فلدى فلدى بالقضية صفتھ</w:t>
+        <w:t>: عد عد أما االله رسول ع ع والسلام والصلاة مد مد ا ا ـ ۲۵۲۵/۱۲۱۲/۱٤٤٤٤۲ خ خ وتار ٤۲۸۲ ۲۸۲٤۷۱۷ ۷۱۷ رقم القضية ع ع ناء و و و و الدائرة فلدى بالقضية صفتھ</w:t>
       </w:r>
     </w:p>
     <w:p>
@@ -221,7 +221,7 @@
           <w:b w:val="0"/>
           <w:i w:val="0"/>
         </w:rPr>
-        <w:t>تحتف تحتف ا ا ةسل ةسل روضحب روضحب : : فارطأ فارطأ ةيضقلا ةيضقلا ناطلس دجام رصان اطحقلا ي لا و ة ةينطولا ۳۳۰۷۷۳۰۰۱۱ ةيدوعسلا ىماحم دمحم زاوف نب نم عثلا لا و ة ةينطولا ۸۷۲۸۰۹۸۹۰۱ ةيدوعسلا ىماحم قراط فلخ نب ار ع ا را ى لا و ة ةينطولا ٤۵۰٦٤۱٦۵۰۱ ةيدوعسلا ىماحم ناندع دمحا سابع ز لا و ة ةينطولا ۳۳۷۲۹۰۷۱۰۱ ةيدوعسلا دملا مس عون لا و ة مقر لا و ة ا ةيس ھتفص ةيضقلاب رت ي نب حبار نب دعس طملا ي لا و ة ةينطولا ۸۳۵۰۵۸۲۲۱۱ ليكو مازع لصيف اربا مي جوخ لا و ة ةينطولا ٤٦۸۸۸٤۱۱۰۱ يدوعس ىماحم رمع دوعس نب دعس طملا ي لا و ة ةينطولا ۱۰۹۵٤۷۹۹۰۱ يدوعس ليكو ناطلس دجام رصان اطحقلا ي لا و ة ةينطولا ۳۳۰۷۷۳۰۰۱۱ يدوعس ىماحم رمع دوعس نب دعس طملا ي لا و ة ةينطولا ۱۰۹۵٤۷۹۹۰۱ يدوعس 2003 ع نب فرشم نب حرفم نب دشار لا و ة ةينطولا ۷۷۰٤۷۲٦٤۰۱ يدوعس ىماحم رساي اص ضئاع طملا ي لا و ة ةينطولا ٦۹۱٤۹۱۱۱۰۱ يدوعس ىماحم ةماسا دمحا سابع ز لا و ة ةينطولا ۱۰۳۷۱۰۸۰۰۱ يدوعس دم ھيلع ةقتاع حيدمحم عدمحم ا يزار لا و ة ةينطولا ۷٤۸٦۵۰۷۰۰۱ يدوعس دم ھيلع ناندع دمحا سابع ز لا و ة ةينطولا ۳۳۷۲۹۰۷۱۰۱ يدوعس دملا فيفر دشار ءازج يفقثلا لا و ة ةينطولا ۱۷۰۸۲۹۱۱۱۱ يدوعس ليكو ع بلاط اص يمايلا لا و ة ةينطولا ٦۰۸٤٤۰٤٤۰۱ يدوعس ىماحم ناميلس دمحم ناميلس يريدسلا لا و ة ةينطولا ۰۵۲۵٦۰۳۷۰۱ يدوعس ىماحم ناطلس دجام رصان اطحقلا ي لا و ة ةينطولا ۳۳۰۷۷۳۰۰۱۱ يدوعس رضاح قراط فلخ نب ار ع ا را ى لا و ة ةينطولا ٤۵۰٦٤۱٦۵۰۱ يدوعس ىماحم اش ع هللادبع ملاس نب ال ي لا و ة ةينطولا ۱۸۵۰۱٤۷۹۰۱ يدوعس ىماحم دمحم زاوف نب نم عثلا لا و ة ةينطولا ۸۷۲۸۰۹۸۹۰۱ يدوعس ىماحم مس عون لا و ة مقر لا و ة ا ةيس</w:t>
+        <w:t>تحتف ا ا ةسل روضحب : : فارطأ ةيضقلا ناطلس دجام رصان اطحقلا ي لا و ة ةينطولا ۳۳۰۷۷۳۰۰۱۱ ةيدوعسلا ىماحم دمحم زاوف نب نم عثلا لا و ة ةينطولا ۸۷۲۸۰۹۸۹۰۱ ةيدوعسلا ىماحم قراط فلخ نب ار ع ا را ى لا و ة ةينطولا ٤۵۰٦٤۱٦۵۰۱ ةيدوعسلا ىماحم ناندع دمحا سابع ز لا و ة ةينطولا ۳۳۷۲۹۰۷۱۰۱ ةيدوعسلا دملا مس عون لا و ة مقر لا و ة ا ةيس ھتفص ةيضقلاب رت ي نب حبار نب دعس طملا ي لا و ة ةينطولا ۸۳۵۰۵۸۲۲۱۱ ليكو مازع لصيف اربا مي جوخ لا و ة ةينطولا ٤٦۸۸۸٤۱۱۰۱ يدوعس ىماحم رمع دوعس نب دعس طملا ي لا و ة ةينطولا ۱۰۹۵٤۷۹۹۰۱ يدوعس ليكو ناطلس دجام رصان اطحقلا ي لا و ة ةينطولا ۳۳۰۷۷۳۰۰۱۱ يدوعس ىماحم رمع دوعس نب دعس طملا ي لا و ة ةينطولا ۱۰۹۵٤۷۹۹۰۱ يدوعس 2003 ع نب فرشم نب حرفم نب دشار لا و ة ةينطولا ۷۷۰٤۷۲٦٤۰۱ يدوعس ىماحم رساي اص ضئاع طملا ي لا و ة ةينطولا ٦۹۱٤۹۱۱۱۰۱ يدوعس ىماحم ةماسا دمحا سابع ز لا و ة ةينطولا ۱۰۳۷۱۰۸۰۰۱ يدوعس دم ھيلع ةقتاع حيدمحم عدمحم ا يزار لا و ة ةينطولا ۷٤۸٦۵۰۷۰۰۱ يدوعس دم ھيلع ناندع دمحا سابع ز لا و ة ةينطولا ۳۳۷۲۹۰۷۱۰۱ يدوعس دملا فيفر دشار ءازج يفقثلا لا و ة ةينطولا ۱۷۰۸۲۹۱۱۱۱ يدوعس ليكو ع بلاط اص يمايلا لا و ة ةينطولا ٦۰۸٤٤۰٤٤۰۱ يدوعس ىماحم ناميلس دمحم ناميلس يريدسلا لا و ة ةينطولا ۰۵۲۵٦۰۳۷۰۱ يدوعس ىماحم ناطلس دجام رصان اطحقلا ي لا و ة ةينطولا ۳۳۰۷۷۳۰۰۱۱ يدوعس رضاح قراط فلخ نب ار ع ا را ى لا و ة ةينطولا ٤۵۰٦٤۱٦۵۰۱ يدوعس ىماحم اش ع هللادبع ملاس نب ال ي لا و ة ةينطولا ۱۸۵۰۱٤۷۹۰۱ يدوعس ىماحم دمحم زاوف نب نم عثلا لا و ة ةينطولا ۸۷۲۸۰۹۸۹۰۱ يدوعس ىماحم مس عون لا و ة مقر لا و ة ا ةيس</w:t>
       </w:r>
     </w:p>
     <w:p>
@@ -416,7 +416,7 @@
           <w:b w:val="0"/>
           <w:i w:val="0"/>
         </w:rPr>
-        <w:t>الدعوى الدعوى</w:t>
+        <w:t>الدعوى</w:t>
       </w:r>
     </w:p>
     <w:p>
@@ -442,7 +442,7 @@
           <w:b w:val="0"/>
           <w:i w:val="0"/>
         </w:rPr>
-        <w:t>ةعفارملا ةعفارملا</w:t>
+        <w:t>ةعفارملا</w:t>
       </w:r>
     </w:p>
     <w:p>
@@ -637,7 +637,7 @@
           <w:b w:val="0"/>
           <w:i w:val="0"/>
         </w:rPr>
-        <w:t>فارطأ فارطأ ةيضقلا ةيضقلا</w:t>
+        <w:t>فارطأ ةيضقلا</w:t>
       </w:r>
     </w:p>
     <w:p>
@@ -923,7 +923,7 @@
           <w:b w:val="0"/>
           <w:i w:val="0"/>
         </w:rPr>
-        <w:t>الدائرة الدائرة أعضاء أعضاء توقيع توقيع</w:t>
+        <w:t>الدائرة أعضاء توقيع</w:t>
       </w:r>
     </w:p>
     <w:sectPr>

--- a/zaini_case_audit_output/outputs/word/documents/107_ضبط جلسة رقم 30 يوم 17-11-1444 هـ للدعوى رقم 42824717 تمسك المدعي بالتقييم وليس .docx
+++ b/zaini_case_audit_output/outputs/word/documents/107_ضبط جلسة رقم 30 يوم 17-11-1444 هـ للدعوى رقم 42824717 تمسك المدعي بالتقييم وليس .docx
@@ -78,7 +78,71 @@
           <w:b w:val="0"/>
           <w:i w:val="0"/>
         </w:rPr>
-        <w:t>أسامھ بن احمد بن عباس زيني</w:t>
+        <w:t>[صفحة 1]</w:t>
+        <w:br/>
+        <w:t>2</w:t>
+        <w:br/>
+        <w:t>ةيدوعسلا ةيبرعلا ةعلمما كالا</w:t>
+        <w:br/>
+        <w:t>هما وزارة العدل ضبط</w:t>
+        <w:br/>
+        <w:t>لال انا</w:t>
+        <w:br/>
+        <w:t>0000022222220</w:t>
+        <w:br/>
+        <w:t>المحكمة التجارية بجدة رقم الصفحة: ‎١‏ ص ا .]م</w:t>
+        <w:br/>
+        <w:t>الدائرة الاولى ‎١‏ رقم القضية: ‏ 2141748751107 رقمالجلسة: .”, جا نت ل له]</w:t>
+        <w:br/>
+        <w:t>الحمد لله والصلاة والسلام على رسول الله أما يعد:</w:t>
+        <w:br/>
+        <w:t>فلدى الدائرة الاولى وبناء على القضيّة رقم /لا١/ا‏ 2758175 وتاريخ ‎184/١7/١5517‏ ه</w:t>
+        <w:br/>
+        <w:t>ل أنطراق القضية ا ف سس نز لس</w:t>
+        <w:br/>
+        <w:t>ىماحم يدوعس ليك ةينطولا ةيوهلا يلعثلا رينم نب زاوف دمحم</w:t>
+        <w:br/>
+        <w:t>ىماحم يدوعس لقتل كح ةينطولا ةيوهلا يباله نب ملاس هللا دبع عياش</w:t>
+        <w:br/>
+        <w:t>ىماحم يدوعس 0 ةينطولا ةيوهلا ىثراحلا عيار نب فلخ قراط</w:t>
+        <w:br/>
+        <w:t>سلطان ماجد ناصر القحطاني الهوية الوطنية لو لالم .١ك‏ سعودي حاضر</w:t>
+        <w:br/>
+        <w:t>سليمان محمد سليمان السديري الهوية الوطنية ‎١.١١‏ سعودي محامى</w:t>
+        <w:br/>
+        <w:t>ىماحم يدوعس ل ةينطولا ةيوهلا يمايلا حئاص بلاط يلع</w:t>
+        <w:br/>
+        <w:t>رفيف راشد جزاء الثقفي الهوية الوطنية لمي لل سعودي وكيل</w:t>
+        <w:br/>
+        <w:t>عدنان احمد عباس زيني الهوية الوطنية لشف فيل سعودي المدعي</w:t>
+        <w:br/>
+        <w:t>عاتقة محمديحيى محمدعلي الحرازي الهوية الوطنية لز سعودي مدعى عليه</w:t>
+        <w:br/>
+        <w:t>اسامة احمد عباس زيني الهوية الوطنية ل سعودي مدعى عليه</w:t>
+        <w:br/>
+        <w:t>ىماحم يدوعس 007 ةينطولا ةبوهلا يريطملا ضئاع حلاص رساي</w:t>
+        <w:br/>
+        <w:t>ىماحم يدوعس لفك ةينطولا ةيوهلا دشار نب حرفم نب فرشم نب يلع</w:t>
+        <w:br/>
+        <w:t>2003 يدوعس 000 ةينطولا ةيوهلا يريطملا دعس نب دوعس رمع</w:t>
+        <w:br/>
+        <w:t>ىماحم يدوعس ‏١.‎ ملال ول ةينطولا ةيوهلا يناطحقلا رصان دجام ناطلس</w:t>
+        <w:br/>
+        <w:t>ليكو يدوعس 000 ةينطولا ةيوهلا يريطملا دعس نب دوعس رمع</w:t>
+        <w:br/>
+        <w:t>ىماحم يدوعس ‏١٠1111467‎ ةينطولا ةيوهلا جوخ ميهاربا لصيف مازع</w:t>
+        <w:br/>
+        <w:t>ليكو ‏١1١1114‎ .ه9 ةينطولا ةيوهلا يريطملا دعس نب حبار نب يكرت</w:t>
+        <w:br/>
+        <w:t>- قتحت الجلسة يحتبور:- _ لاا #©َ# مه ٍ؟[سسصبببييييييييييييبيبيييييييييييييييييييييييييييييييييييييييييييييييييحححييييييييييييييييييييييييييجيجيجييجيييحججييييحح</w:t>
+        <w:br/>
+        <w:t>عدنان احمد عباس زيني الهوبة الوظنية لشفي فيل السعودية المدعي</w:t>
+        <w:br/>
+        <w:t>ىماحم ةيدوعسلا 0 ةينطولا ةيوهلا ىثراحلا عيار نب فلخ قراط</w:t>
+        <w:br/>
+        <w:t>ىماحم ةيدوعسلا لينا ةينطولا ةيوهلا يلعثلا رينم نب زاوف دمحم</w:t>
+        <w:br/>
+        <w:t>ىماحم ةيدوعسلا ‏ك.١ ملال ول ةينطولا ةيوهلا يناطحقلا رصان دجام ناطلس</w:t>
       </w:r>
     </w:p>
     <w:p>
@@ -91,7 +155,13 @@
           <w:b w:val="0"/>
           <w:i w:val="0"/>
         </w:rPr>
-        <w:t>أسامھ بن احمد بن عباس زيني</w:t>
+        <w:t>[صفحة 2]</w:t>
+        <w:br/>
+        <w:t>ا</w:t>
+        <w:br/>
+        <w:t>ار انا</w:t>
+        <w:br/>
+        <w:t>ها في</w:t>
       </w:r>
     </w:p>
     <w:p>
@@ -104,7 +174,9 @@
           <w:b w:val="0"/>
           <w:i w:val="0"/>
         </w:rPr>
-        <w:t>أسامھ بن احمد بن عباس زيني</w:t>
+        <w:t>المحكمة التجارية بجدة ‎١‏ رقم الصفحة: 2 ”</w:t>
+        <w:br/>
+        <w:t>الدائرة الاولى زقم القضية: 41474110 رقمالجلسة: .ا اف</w:t>
       </w:r>
     </w:p>
     <w:p>
@@ -117,7 +189,7 @@
           <w:b w:val="0"/>
           <w:i w:val="0"/>
         </w:rPr>
-        <w:t>أسامھ بن احمد بن عباس زيني</w:t>
+        <w:t>اسامة احمد عباس زيني الهوية الوطنية ل السعودية مدعى عليه</w:t>
       </w:r>
     </w:p>
     <w:p>
@@ -130,7 +202,53 @@
           <w:b w:val="0"/>
           <w:i w:val="0"/>
         </w:rPr>
-        <w:t>أسامھ بن احمد بن عباس زيني</w:t>
+        <w:t>2003 ةيدوعسلا 00 ةينطولا ةيوهلا يريطملا دعس نب دوعس رمع</w:t>
+        <w:br/>
+        <w:t>نوج زإلى فضيلتكم دعوانا بالتفصيل الآتي: بتاريخ 26 / 7/ 1434ه صدر حكم من المحكمة العامة بجدة</w:t>
+        <w:br/>
+        <w:t>بالصك رقم 43281449 وتاريخ 26 / 7/ 1434ه يقضي بتولي قيماً على المورث لفقدانه الأهلية والإدراك</w:t>
+        <w:br/>
+        <w:t>هيلع ىعدملا لغتسا هالعا اهلإ راشملا يلولا ىوعد رظن ءانثو ةبيرلاو كشلا ةرتف ينو (مكحلا كص قفرم)</w:t>
+        <w:br/>
+        <w:t>الوكالات الممنوحة له من مورث موكلي20351: يرحمه الله اكد20: وقام بالتوقيع عنه في بيع حصصه في شركة</w:t>
+        <w:br/>
+        <w:t>احمد زيني التجارية (ذات مسئولية محدودة) سَجل تجاري رقم 4030196102 من مورث موكلي داكة20:</w:t>
+        <w:br/>
+        <w:t>يرحمه الله «اكد00: لنفسه حيث وقع عن البائع وعن المشتري بقيمة بيع (450.000) ريال فقط وبذلك انتقلت</w:t>
+        <w:br/>
+        <w:t>ملكية تلك الحصص وهي بنسبة (9090) من أملاك مورث موكلي إلى أملاك المدعى عليه. وقد بلغت قيمة تلك</w:t>
+        <w:br/>
+        <w:t>الحصص مبلغاً وقدرة (368.757.931) ثلاثمائة وثمانية وستون مليون وسبعمائة وسبعة وخمسون الف</w:t>
+        <w:br/>
+        <w:t>وتسعمائة وواحد وثلاثون ريال وهي بنسبة (9090) من راس مال الشركة وذلك بناء على تقرير محاسبي صادر</w:t>
+        <w:br/>
+        <w:t>من خبير مكلف من قبل الدوائر التجارية بديوان المظالم في حينه. (مرفق التقرير المحاسبي) علماً أن الوكالات</w:t>
+        <w:br/>
+        <w:t>التي أجريت بها عمليّة البيع وكالات باطلة بناء على فقدان المورث يرحمه اللّه للأهلية اثناء فترة البيع. وبتاريخ</w:t>
+        <w:br/>
+        <w:t>1 1438ه توفي مورث مؤكلي المغفور له بإذن اللّه/ أحمد عباس زينيء وانحصر إرثه في المدعي والمدعى</w:t>
+        <w:br/>
+        <w:t>عليه ووالدتهما بموجب صك حصر ورثة رقم 38391575 وتاريخ 12/ 5/ 1438ه (مرفق صك حصر الورثة)</w:t>
+        <w:br/>
+        <w:t>ةيدولا تابلاطملل هتباجتسا مدعلو هالعأ اهلإ راشملا صضحلا ةميق دادس دنع عنتمأ دق هيلع ىعدملا نا اميو</w:t>
+        <w:br/>
+        <w:t>من قبل موكلي مما اضطرنا إلى الالتجاء إلى فضيلتكم لإللزام المدعى عليه بسداد قيمة الحصص التي استوى</w:t>
+        <w:br/>
+        <w:t>علها من شركة احمد زيني التجارية. علماً أنه صدر حكم من المحكمة العامة بجدة بصك رقم 3855849</w:t>
+        <w:br/>
+        <w:t>وتاريخ 10/ 2/ 1438ه يقضي باختصاص القضاء التجاري لنظر هذه الدعوى (مرفق صك حكم الاختصاص)</w:t>
+        <w:br/>
+        <w:t>), ذكرنا ان الحصص هي نسبتها 9090 من راس المال. كما نبلغكم أن النظام لايسمح لنا بإضافة مدعي او</w:t>
+        <w:br/>
+        <w:t>مدعى عليه اخر.</w:t>
+        <w:br/>
+        <w:t>في الجلسة تشير الدائرة إلى أنها عقدت هذه الجلسةغن بعد عبر الاتصال المرئي. وعن طريق نظام تقاضي.</w:t>
+        <w:br/>
+        <w:t>كما تشير الدائرة إلى ما قدمه وكيل المدعين إلكترونياً قبل الجلسة وقد تضمن ما يلي: " أولاً: نؤكد لمقام الدائرة</w:t>
+        <w:br/>
+        <w:t>أن انتقال الحصص محل الدعوى والبالغة ‎201!1/1٠‏ من شركة احمد زيني التجارية للمدعى عليه قد تمت</w:t>
+        <w:br/>
+        <w:t>بطريقة غير مشروعة و غير نظامية وبينة هذا الدفع تناقض المدعى عليه في سبب انتقال هذه الحصص وآلية</w:t>
       </w:r>
     </w:p>
     <w:p>
@@ -143,7 +261,75 @@
           <w:b w:val="0"/>
           <w:i w:val="0"/>
         </w:rPr>
-        <w:t>أسامھ بن احمد بن عباس زيني</w:t>
+        <w:t>[صفحة 3]</w:t>
+        <w:br/>
+        <w:t>0</w:t>
+        <w:br/>
+        <w:t>المحكمة التجارية بجدة ‎١‏ رقم الصفحة: ‏ *</w:t>
+        <w:br/>
+        <w:t>الدائرة الاولى رقم القضية: 41874107 رقمالجلسة: .لا حوانه</w:t>
+        <w:br/>
+        <w:t>تملكه لها فتارة يدفع بأنها نتاج اتفاقية تخارج يزعمها وتارة يقول بأها عملية بيع وشراء وأن قيمتها . . 44</w:t>
+        <w:br/>
+        <w:t>ةعانقلا دكؤت يتلا تاضقانتلا نم ةلسلس يف ‏لاير.٠١٠٠٠٠7٠ . يه عيبلا ةميق نا معزي ىرخا ةراتو لاير. ‏٠٠‎</w:t>
+        <w:br/>
+        <w:t>دعب مث قح هجو ريغب هثروم نم هيلا ةليآلا يلكوم قوقح ىلع ذاوحتسالا يف هوبشملا هيلع ىعدملا كولسب ةماتلا</w:t>
+        <w:br/>
+        <w:t>كل هذه السنوات من الخلااف مع المدعى علهم يزعم بوجود-عقد بيع الحصص مبرم مع مورث موكليني</w:t>
+        <w:br/>
+        <w:t>فسكوته وإخفائه للعقد دليل على عدم صحته فتأخير البيان عن وقت الحاجة الى البيان بيان وتأسيساً على</w:t>
+        <w:br/>
+        <w:t>هذا المبدأ فإن موكلي يطعن في صحة هذا العقد شكلاً ومضموناً وما بني على باطل فهو باطل. ثانياً: نبين لمقام</w:t>
+        <w:br/>
+        <w:t>الدائرة انه سبق وان صدر تقرير خبرة محاسبي صادر من الخبير المحاسبي طلالى ابو غزالة وشركاه مقدم</w:t>
+        <w:br/>
+        <w:t>للدائرة القضائية التجارية في نزاع مع المدعى عليه مؤرخ في ‎51737-١1-./‏ 1ه وهو فيصل في محل التزاع الماثل</w:t>
+        <w:br/>
+        <w:t>الآن اذ ورد فيه بكل دقة ووضوح تقييم حصص الشركاء في الشركات ومنها الحصص محل الدعوى مع المدعى</w:t>
+        <w:br/>
+        <w:t>عليه في شركة احمد زيني التجارية والذي قيم فيه نسبة .8111/9 التي آلت للمدعى عليه بالمخالفة للشرع</w:t>
+        <w:br/>
+        <w:t>والنظام بمبلغ وقدره 46 ‎7725.184.١‏ ريال. وعليه.فإن موكلي يتمسك بما جاء في التقرير المعد وفق اسس</w:t>
+        <w:br/>
+        <w:t>محاسبية سليمة وبطلب قضائي ولا. يسوغ بأي حال من الاحوال اهدار ما جاء فيه او عدم الالتفات اليه وهذا</w:t>
+        <w:br/>
+        <w:t>مما لا..يخفى على شريف علم الدائرة ونطلب من مقام الدائرة احقاقاً للحق إلزام المدعى عليه بهذا التقييم</w:t>
+        <w:br/>
+        <w:t>العادل للحصص التي استحوذ علها". وتشير الدائرة إلى عدم تقديم المدعى عليه تعقيبه قبل الجلسة وعقب</w:t>
+        <w:br/>
+        <w:t>بأنه لم يظلع على المذكرة المقدمة وأنها قدمت بتاريخ يوم أمس واستمهل للتعقيب على المذكرة: ثم سألت</w:t>
+        <w:br/>
+        <w:t>الدائرة وكيل المدعين عن سبب عدم تضمين مذكرته ما يتعلق بما أشار إليه في محضر الجلسة السابقة مما</w:t>
+        <w:br/>
+        <w:t>يخص الطعن بالتزويرء فعقب بأن البينات التي يتمسك به موكليه كافية في إثبات دعواهم دون الحاجة إلى ما</w:t>
+        <w:br/>
+        <w:t>يتعلق بالتزوير مع التأكيد على كون المستند مزور شكلاً ومضموناً. ثم سألت الدائرة وكيل المدعين عن وجه</w:t>
+        <w:br/>
+        <w:t>تمسك موكليه بتقييم الخبير المحاسبي في الدعوى المشار إليها والمؤرخ 7/11/1432ه في حيدن أن انتقال</w:t>
+        <w:br/>
+        <w:t>الحصة محل الدعوى كان في 20/9/1431ه؛ فأجاب بأن ذلك هو التقييم الفعلي وأن التقرير قدم في التاريخ</w:t>
+        <w:br/>
+        <w:t>المشار إليه ولكنه يتناول فترات سابقة. فسألته الدائرة هل اطلع على نسخة حكم التخارج؟ فأجاب بأنه لم</w:t>
+        <w:br/>
+        <w:t>يطلع عليهء فأفهمته الدائرة أن وقائع الحكم المشار إليه تناولت ما يتعلق بتاريخ التقييم بصورة دقيقة على</w:t>
+        <w:br/>
+        <w:t>لسان الخبيرء وأفهمته الدائرة أن عليه بيان الوجه المشار إليه تفصيلاً. ثم سألته الدائرة عن مضير الشركة</w:t>
+        <w:br/>
+        <w:t>محل الدعوى؛ فأجاب بأنه لا.يعلم وأنها تحت تصرف المدعى عليه. ثم سألت الدائرة وكيل المدعى عليه عن</w:t>
+        <w:br/>
+        <w:t>التقرير الذي أشير إليه تقديم موكله له في دعوى التخارج فاستعد بتزويد الدائرة بنسخة منه. وسألته الدائرة</w:t>
+        <w:br/>
+        <w:t>ةصحلا لاقتنا خيرات يف ىوعدلا لحم ةكرشلل يلعفلا مييقتلا لايح ةقيقد ةروصبو ةحارص هلكوم فقوم نع</w:t>
+        <w:br/>
+        <w:t>محل الدعوى في 20/9/1431ه وذلك على ضوء التقييم الذي قدمه في دعوى التخارج وكذلك على ضوء</w:t>
+        <w:br/>
+        <w:t>التقييم الذي قدمه الخبير في تلك الدعوى والذي تم التخارج بناءًٌ عليه. وأفهمت الدائرة الأطراف أن على</w:t>
+        <w:br/>
+        <w:t>المدعى عليه تقديم ما طلب منه أولاء خلالى 3 أيَام؛ ثم على المدعين التعقيب خلال 3 أيام تالية. وذلك وفق</w:t>
+        <w:br/>
+        <w:t>.ًافلس اهنأشب ماهفإلا قبس يتلا ةيلآلا</w:t>
+        <w:br/>
+        <w:t>ا ا</w:t>
       </w:r>
     </w:p>
     <w:p>
@@ -156,774 +342,63 @@
           <w:b w:val="0"/>
           <w:i w:val="0"/>
         </w:rPr>
-        <w:t>أسامھ بن احمد بن عباس زيني</w:t>
-      </w:r>
-    </w:p>
-    <w:p>
-      <w:pPr>
-        <w:jc w:val="right"/>
-        <w:bidi/>
-      </w:pPr>
-      <w:r>
-        <w:rPr>
-          <w:b w:val="0"/>
-          <w:i w:val="0"/>
-        </w:rPr>
-        <w:t>أسامھ بن احمد بن عباس زيني</w:t>
-      </w:r>
-    </w:p>
-    <w:p>
-      <w:pPr>
-        <w:jc w:val="right"/>
-        <w:bidi/>
-      </w:pPr>
-      <w:r>
-        <w:rPr>
-          <w:b w:val="0"/>
-          <w:i w:val="0"/>
-        </w:rPr>
-        <w:t>ابع نب دمحا نب ھماسأ</w:t>
-      </w:r>
-    </w:p>
-    <w:p>
-      <w:pPr>
-        <w:jc w:val="right"/>
-        <w:bidi/>
-      </w:pPr>
-      <w:r>
-        <w:rPr>
-          <w:b w:val="0"/>
-          <w:i w:val="0"/>
-        </w:rPr>
-        <w:t>ابع نب دمحا نب ھماسأ</w:t>
-      </w:r>
-    </w:p>
-    <w:p>
-      <w:pPr>
-        <w:jc w:val="right"/>
-        <w:bidi/>
-      </w:pPr>
-      <w:r>
-        <w:rPr>
-          <w:b w:val="0"/>
-          <w:i w:val="0"/>
-        </w:rPr>
-        <w:t>: عد عد أما االله رسول ع ع والسلام والصلاة مد مد ا ا ـ ۲۵۲۵/۱۲۱۲/۱٤٤٤٤۲ خ خ وتار ٤۲۸۲ ۲۸۲٤۷۱۷ ۷۱۷ رقم القضية ع ع ناء و و و و الدائرة فلدى بالقضية صفتھ</w:t>
-      </w:r>
-    </w:p>
-    <w:p>
-      <w:pPr>
-        <w:jc w:val="right"/>
-        <w:bidi/>
-      </w:pPr>
-      <w:r>
-        <w:rPr>
-          <w:b w:val="0"/>
-          <w:i w:val="0"/>
-        </w:rPr>
-        <w:t>تحتف ا ا ةسل روضحب : : فارطأ ةيضقلا ناطلس دجام رصان اطحقلا ي لا و ة ةينطولا ۳۳۰۷۷۳۰۰۱۱ ةيدوعسلا ىماحم دمحم زاوف نب نم عثلا لا و ة ةينطولا ۸۷۲۸۰۹۸۹۰۱ ةيدوعسلا ىماحم قراط فلخ نب ار ع ا را ى لا و ة ةينطولا ٤۵۰٦٤۱٦۵۰۱ ةيدوعسلا ىماحم ناندع دمحا سابع ز لا و ة ةينطولا ۳۳۷۲۹۰۷۱۰۱ ةيدوعسلا دملا مس عون لا و ة مقر لا و ة ا ةيس ھتفص ةيضقلاب رت ي نب حبار نب دعس طملا ي لا و ة ةينطولا ۸۳۵۰۵۸۲۲۱۱ ليكو مازع لصيف اربا مي جوخ لا و ة ةينطولا ٤٦۸۸۸٤۱۱۰۱ يدوعس ىماحم رمع دوعس نب دعس طملا ي لا و ة ةينطولا ۱۰۹۵٤۷۹۹۰۱ يدوعس ليكو ناطلس دجام رصان اطحقلا ي لا و ة ةينطولا ۳۳۰۷۷۳۰۰۱۱ يدوعس ىماحم رمع دوعس نب دعس طملا ي لا و ة ةينطولا ۱۰۹۵٤۷۹۹۰۱ يدوعس 2003 ع نب فرشم نب حرفم نب دشار لا و ة ةينطولا ۷۷۰٤۷۲٦٤۰۱ يدوعس ىماحم رساي اص ضئاع طملا ي لا و ة ةينطولا ٦۹۱٤۹۱۱۱۰۱ يدوعس ىماحم ةماسا دمحا سابع ز لا و ة ةينطولا ۱۰۳۷۱۰۸۰۰۱ يدوعس دم ھيلع ةقتاع حيدمحم عدمحم ا يزار لا و ة ةينطولا ۷٤۸٦۵۰۷۰۰۱ يدوعس دم ھيلع ناندع دمحا سابع ز لا و ة ةينطولا ۳۳۷۲۹۰۷۱۰۱ يدوعس دملا فيفر دشار ءازج يفقثلا لا و ة ةينطولا ۱۷۰۸۲۹۱۱۱۱ يدوعس ليكو ع بلاط اص يمايلا لا و ة ةينطولا ٦۰۸٤٤۰٤٤۰۱ يدوعس ىماحم ناميلس دمحم ناميلس يريدسلا لا و ة ةينطولا ۰۵۲۵٦۰۳۷۰۱ يدوعس ىماحم ناطلس دجام رصان اطحقلا ي لا و ة ةينطولا ۳۳۰۷۷۳۰۰۱۱ يدوعس رضاح قراط فلخ نب ار ع ا را ى لا و ة ةينطولا ٤۵۰٦٤۱٦۵۰۱ يدوعس ىماحم اش ع هللادبع ملاس نب ال ي لا و ة ةينطولا ۱۸۵۰۱٤۷۹۰۱ يدوعس ىماحم دمحم زاوف نب نم عثلا لا و ة ةينطولا ۸۷۲۸۰۹۸۹۰۱ يدوعس ىماحم مس عون لا و ة مقر لا و ة ا ةيس</w:t>
-      </w:r>
-    </w:p>
-    <w:p>
-      <w:pPr>
-        <w:jc w:val="right"/>
-        <w:bidi/>
-      </w:pPr>
-      <w:r>
-        <w:rPr>
-          <w:b w:val="0"/>
-          <w:i w:val="0"/>
-        </w:rPr>
-        <w:t>ضبط</w:t>
-      </w:r>
-    </w:p>
-    <w:p>
-      <w:pPr>
-        <w:jc w:val="right"/>
-        <w:bidi/>
-      </w:pPr>
-      <w:r>
-        <w:rPr>
-          <w:b w:val="0"/>
-          <w:i w:val="0"/>
-        </w:rPr>
-        <w:t>بجدة التجار ة المحكمة و الدائرة ۱ : ةـ الصفح رقم ۳۰ : ا لسة رقم ٤۲۸۲٤۷۱۷ : القضية رقم</w:t>
-      </w:r>
-    </w:p>
-    <w:p>
-      <w:pPr>
-        <w:jc w:val="right"/>
-        <w:bidi/>
-      </w:pPr>
-      <w:r>
-        <w:rPr>
-          <w:b w:val="0"/>
-          <w:i w:val="0"/>
-        </w:rPr>
-        <w:t>أسامھ بن احمد بن عباس زيني</w:t>
-      </w:r>
-    </w:p>
-    <w:p>
-      <w:pPr>
-        <w:jc w:val="right"/>
-        <w:bidi/>
-      </w:pPr>
-      <w:r>
-        <w:rPr>
-          <w:b w:val="0"/>
-          <w:i w:val="0"/>
-        </w:rPr>
-        <w:t>أسامھ بن احمد بن عباس زيني</w:t>
-      </w:r>
-    </w:p>
-    <w:p>
-      <w:pPr>
-        <w:jc w:val="right"/>
-        <w:bidi/>
-      </w:pPr>
-      <w:r>
-        <w:rPr>
-          <w:b w:val="0"/>
-          <w:i w:val="0"/>
-        </w:rPr>
-        <w:t>أسامھ بن احمد بن عباس زيني</w:t>
-      </w:r>
-    </w:p>
-    <w:p>
-      <w:pPr>
-        <w:jc w:val="right"/>
-        <w:bidi/>
-      </w:pPr>
-      <w:r>
-        <w:rPr>
-          <w:b w:val="0"/>
-          <w:i w:val="0"/>
-        </w:rPr>
-        <w:t>أسامھ بن احمد بن عباس زيني</w:t>
-      </w:r>
-    </w:p>
-    <w:p>
-      <w:pPr>
-        <w:jc w:val="right"/>
-        <w:bidi/>
-      </w:pPr>
-      <w:r>
-        <w:rPr>
-          <w:b w:val="0"/>
-          <w:i w:val="0"/>
-        </w:rPr>
-        <w:t>أسامھ بن احمد بن عباس زيني</w:t>
-      </w:r>
-    </w:p>
-    <w:p>
-      <w:pPr>
-        <w:jc w:val="right"/>
-        <w:bidi/>
-      </w:pPr>
-      <w:r>
-        <w:rPr>
-          <w:b w:val="0"/>
-          <w:i w:val="0"/>
-        </w:rPr>
-        <w:t>أسامھ بن احمد بن عباس زيني</w:t>
-      </w:r>
-    </w:p>
-    <w:p>
-      <w:pPr>
-        <w:jc w:val="right"/>
-        <w:bidi/>
-      </w:pPr>
-      <w:r>
-        <w:rPr>
-          <w:b w:val="0"/>
-          <w:i w:val="0"/>
-        </w:rPr>
-        <w:t>أسامھ بن احمد بن عباس زيني</w:t>
-      </w:r>
-    </w:p>
-    <w:p>
-      <w:pPr>
-        <w:jc w:val="right"/>
-        <w:bidi/>
-      </w:pPr>
-      <w:r>
-        <w:rPr>
-          <w:b w:val="0"/>
-          <w:i w:val="0"/>
-        </w:rPr>
-        <w:t>أسامھ بن احمد بن عباس زيني</w:t>
-      </w:r>
-    </w:p>
-    <w:p>
-      <w:pPr>
-        <w:jc w:val="right"/>
-        <w:bidi/>
-      </w:pPr>
-      <w:r>
-        <w:rPr>
-          <w:b w:val="0"/>
-          <w:i w:val="0"/>
-        </w:rPr>
-        <w:t>ابع نب دمحا نب ھماسأ</w:t>
-      </w:r>
-    </w:p>
-    <w:p>
-      <w:pPr>
-        <w:jc w:val="right"/>
-        <w:bidi/>
-      </w:pPr>
-      <w:r>
-        <w:rPr>
-          <w:b w:val="0"/>
-          <w:i w:val="0"/>
-        </w:rPr>
-        <w:t>ابع نب دمحا نب ھماسأ</w:t>
-      </w:r>
-    </w:p>
-    <w:p>
-      <w:pPr>
-        <w:jc w:val="right"/>
-        <w:bidi/>
-      </w:pPr>
-      <w:r>
-        <w:rPr>
-          <w:b w:val="0"/>
-          <w:i w:val="0"/>
-        </w:rPr>
-        <w:t>دم ھيلع ةيدوعسلا ۱۰۳۷۱۰۸۰۰۱ ة و لا ةينطولا ةماسا دمحا سابع ز</w:t>
-      </w:r>
-    </w:p>
-    <w:p>
-      <w:pPr>
-        <w:jc w:val="right"/>
-        <w:bidi/>
-      </w:pPr>
-      <w:r>
-        <w:rPr>
-          <w:b w:val="0"/>
-          <w:i w:val="0"/>
-        </w:rPr>
-        <w:t>2003 ةيدوعسلا ۱۰۹۵٤۷۹۹۰۱ ة و لا ةينطولا رمع دوعس نب دعس ي طملا</w:t>
-      </w:r>
-    </w:p>
-    <w:p>
-      <w:pPr>
-        <w:jc w:val="right"/>
-        <w:bidi/>
-      </w:pPr>
-      <w:r>
-        <w:rPr>
-          <w:b w:val="0"/>
-          <w:i w:val="0"/>
-        </w:rPr>
-        <w:t>الدعوى</w:t>
-      </w:r>
-    </w:p>
-    <w:p>
-      <w:pPr>
-        <w:jc w:val="right"/>
-        <w:bidi/>
-      </w:pPr>
-      <w:r>
-        <w:rPr>
-          <w:b w:val="0"/>
-          <w:i w:val="0"/>
-        </w:rPr>
-        <w:t>دم ھيلع .رخا ،) اـنركذ نا صـص ا ا بـس 90 % نـم سار لاملا ، اـمك مـكغلبن نأ ماـظنلا حمـس ال اـنل ةـفاضإب دـم وا خ راتو 10 2/ 1438/ ـ قي صاصتخاب ءاضقلا يراجتلا رظنل هذ ىوعدلا ( قفرم كص مكح صاصتخ ) اـ لع نـم ةكرـش دـمحا ز .ةـ راجتلا اـملع ھـنأ ردـص مـكح نـم ةـمكحملا ةـماعلا ةدـجب كـصب مـقر 3855849 نـم لـبق كوـم اـمم انرطـضا إ ءاـجتل إ مكتليـضف مازلـإل دملا ھـيلع دادـس ةـميق صـص ا ـلا وتـسا ام و نا دملا ھيلع دـق عنتمأ دـنع دادـس ةميق صـص ا راشملا ا لإ هالعأ مدعلو ھتباجتـسا تابلاطملل ةيدولا ھـيلع ام دـلاوو بجوـمب كـص رـصح ةـثرو مـقر 38391575 خـ راتو 12 5/ 1438/ ( ـ قفرم كـص رـصح ةـثرولا ) 21 4/ 1438/ ـ وـت ثروـم كوـم روـفغملا ھـل نذإـب هللا / دـمحأ ساـبع ز ، رـصحناو ھـثرإ دملا دملاو ـلا تـ رجأ اـ ةـيلمع عيبـلا تـالا و ةـلطاب ءاـنب ع نادـقف ثروملا ھـمحري هللا ةـيل ألل ءاـنثا ة ـف .عيبـلا خ راـت و نـم بـخ فـل م نـم لـبق رئاودـلا ةـ راجتلا ناويدـب ملاـظملا .ھنيح ( قـفرم ر رقتلا ساـحملا ) اـملع نأ تـالا ولا ةئامعـس و دـحاوو نوثـالثو لاـ ر و ةبـس ب ( 90 )% نـم سار لاـم ةكرـشلا كـلذو ءاـنب ع ر رقت ساـحم رداـص صـص ا اـغلبم ةردـقو ( 368.757.931 ) ةـئامثالث ةـينامثو نوتـسو نوـيلم ةئامعبـسو ةعبـسو نوـسمخو فلا ةـيكلم كـلت صـص ا و ةبـس ب ( 90 )% نـم كـالمأ ثروـم كوـم إ كـالمأ دملا ھـيلع ، دـقو تـغلب ةـميق كلت ھـمحري هللا ndash ; ھـسفنل ثـيح عـقو نع ع اـبلا نعو ي ـشملا ةـميقب عـيب ( 450.000 ) لاـ ر طقف كلذـ و تلقتنا دـمحا ز ةـ راجتلا ( تاذ ةيلوئـسم ةدودـحم ) ل ـ يراـجت مـقر 4030196102 نـم ثروـم كوـم ndash; تـالا ولا ةـحونمملا ھل نم ثروـم كوم ndash ; ھـمحري هللا ndash ; ماـقو عيقوتلاب ھنع عيب ھصـصح ةكرـش ( قـفرم كـص مـك ا ) و ة ـف كـشلا ةـب رلاو ءاـنثو رظن ىوـعد وـلا راـشملا اـ لإ هـالعا لغتـسا دملا ھيلع كـصلاب مـقر 43281449 خـ راتو 26 7/ 1434/ ـ ـ قي وـتب اـميق ع ثروملا ھنادـقفل ةـيل كارد و زجوـن إ مكتليـضف اـناوعد ليـصفتلاب ي : خـ راتب 26 7/ 1434/ ـ ردـص مـكح نـم ةـمكحملا ةـماعلا ةدـجب</w:t>
-      </w:r>
-    </w:p>
-    <w:p>
-      <w:pPr>
-        <w:jc w:val="right"/>
-        <w:bidi/>
-      </w:pPr>
-      <w:r>
-        <w:rPr>
-          <w:b w:val="0"/>
-          <w:i w:val="0"/>
-        </w:rPr>
-        <w:t>ةعفارملا</w:t>
-      </w:r>
-    </w:p>
-    <w:p>
-      <w:pPr>
-        <w:jc w:val="right"/>
-        <w:bidi/>
-      </w:pPr>
-      <w:r>
-        <w:rPr>
-          <w:b w:val="0"/>
-          <w:i w:val="0"/>
-        </w:rPr>
-        <w:t>ةـق رطب غ ةعورـشم و غ ةـيماظن ةـن و اذـ عفدـلا ضقانت دملا ھيلع ب ـس لاقتنا هذـ صـص ا ةيلآو نأ لاـقتنا صـص ا لـحم ىوعدـلا ةـغلابلاو ٩٠٪ ؜ نـم ةكرـش دـمحا ز ةـ راجتلا دـملل ھـيلع دـق تمت امك ـش ةرئادلا إ ام ھمدق ليكو ن عدملا اينو كلإ لبق ةسل ا دقو نمضت ام ي " : الوأ : دكؤن ماقمل ةرئادلا ةـسل ا ـش ةرئادـلا إ اـ أ تدـقع هذـ ةـسل ا نـع دـع ـع لاـصت ي رملا ، نـعو قـ رط ماـظن . ـ اقت</w:t>
-      </w:r>
-    </w:p>
-    <w:p>
-      <w:pPr>
-        <w:jc w:val="right"/>
-        <w:bidi/>
-      </w:pPr>
-      <w:r>
-        <w:rPr>
-          <w:b w:val="0"/>
-          <w:i w:val="0"/>
-        </w:rPr>
-        <w:t>ضبط</w:t>
-      </w:r>
-    </w:p>
-    <w:p>
-      <w:pPr>
-        <w:jc w:val="right"/>
-        <w:bidi/>
-      </w:pPr>
-      <w:r>
-        <w:rPr>
-          <w:b w:val="0"/>
-          <w:i w:val="0"/>
-        </w:rPr>
-        <w:t>بجدة التجار ة المحكمة و الدائرة ۲ : ةـ الصفح رقم ۳۰ : ا لسة رقم ٤۲۸۲٤۷۱۷ : القضية رقم</w:t>
-      </w:r>
-    </w:p>
-    <w:p>
-      <w:pPr>
-        <w:jc w:val="right"/>
-        <w:bidi/>
-      </w:pPr>
-      <w:r>
-        <w:rPr>
-          <w:b w:val="0"/>
-          <w:i w:val="0"/>
-        </w:rPr>
-        <w:t>أسامھ بن احمد بن عباس زيني</w:t>
-      </w:r>
-    </w:p>
-    <w:p>
-      <w:pPr>
-        <w:jc w:val="right"/>
-        <w:bidi/>
-      </w:pPr>
-      <w:r>
-        <w:rPr>
-          <w:b w:val="0"/>
-          <w:i w:val="0"/>
-        </w:rPr>
-        <w:t>أسامھ بن احمد بن عباس زيني</w:t>
-      </w:r>
-    </w:p>
-    <w:p>
-      <w:pPr>
-        <w:jc w:val="right"/>
-        <w:bidi/>
-      </w:pPr>
-      <w:r>
-        <w:rPr>
-          <w:b w:val="0"/>
-          <w:i w:val="0"/>
-        </w:rPr>
-        <w:t>أسامھ بن احمد بن عباس زيني</w:t>
-      </w:r>
-    </w:p>
-    <w:p>
-      <w:pPr>
-        <w:jc w:val="right"/>
-        <w:bidi/>
-      </w:pPr>
-      <w:r>
-        <w:rPr>
-          <w:b w:val="0"/>
-          <w:i w:val="0"/>
-        </w:rPr>
-        <w:t>أسامھ بن احمد بن عباس زيني</w:t>
-      </w:r>
-    </w:p>
-    <w:p>
-      <w:pPr>
-        <w:jc w:val="right"/>
-        <w:bidi/>
-      </w:pPr>
-      <w:r>
-        <w:rPr>
-          <w:b w:val="0"/>
-          <w:i w:val="0"/>
-        </w:rPr>
-        <w:t>أسامھ بن احمد بن عباس زيني</w:t>
-      </w:r>
-    </w:p>
-    <w:p>
-      <w:pPr>
-        <w:jc w:val="right"/>
-        <w:bidi/>
-      </w:pPr>
-      <w:r>
-        <w:rPr>
-          <w:b w:val="0"/>
-          <w:i w:val="0"/>
-        </w:rPr>
-        <w:t>أسامھ بن احمد بن عباس زيني</w:t>
-      </w:r>
-    </w:p>
-    <w:p>
-      <w:pPr>
-        <w:jc w:val="right"/>
-        <w:bidi/>
-      </w:pPr>
-      <w:r>
-        <w:rPr>
-          <w:b w:val="0"/>
-          <w:i w:val="0"/>
-        </w:rPr>
-        <w:t>أسامھ بن احمد بن عباس زيني</w:t>
-      </w:r>
-    </w:p>
-    <w:p>
-      <w:pPr>
-        <w:jc w:val="right"/>
-        <w:bidi/>
-      </w:pPr>
-      <w:r>
-        <w:rPr>
-          <w:b w:val="0"/>
-          <w:i w:val="0"/>
-        </w:rPr>
-        <w:t>أسامھ بن احمد بن عباس زيني</w:t>
-      </w:r>
-    </w:p>
-    <w:p>
-      <w:pPr>
-        <w:jc w:val="right"/>
-        <w:bidi/>
-      </w:pPr>
-      <w:r>
-        <w:rPr>
-          <w:b w:val="0"/>
-          <w:i w:val="0"/>
-        </w:rPr>
-        <w:t>ابع نب دمحا نب ھماسأ</w:t>
-      </w:r>
-    </w:p>
-    <w:p>
-      <w:pPr>
-        <w:jc w:val="right"/>
-        <w:bidi/>
-      </w:pPr>
-      <w:r>
-        <w:rPr>
-          <w:b w:val="0"/>
-          <w:i w:val="0"/>
-        </w:rPr>
-        <w:t>ابع نب دمحا نب ھماسأ</w:t>
-      </w:r>
-    </w:p>
-    <w:p>
-      <w:pPr>
-        <w:jc w:val="right"/>
-        <w:bidi/>
-      </w:pPr>
-      <w:r>
-        <w:rPr>
-          <w:b w:val="0"/>
-          <w:i w:val="0"/>
-        </w:rPr>
-        <w:t>ةيل لا قبس ما ف ا أش .افلس دملا ھـيلع ميدـقت اـم بـلط ھـنم ـالوأ لـالخ 3 ماـيأ ، مـث ع نـ عدملا بـيقعتلا لـالخ 3 ماـيأ ةـيلات ، كـلذو قفو مـييقتلا يذـلا ھمدـق بـ ا كـلت ىوعدـلا يذـلاو مـت جراـختلا ءاـنب .ھـيلع تـم فأو ةرئادـلا فارط نأ ع لـحم ىوعدـلا 20/9/1431 ـ كـلذو ع ءوـض مـييقتلا يذـلا ھمدـق ىوـعد جراـختلا كلذـكو ع ءوـض نع فقوم ھل وم ةحارـص ةروص و ةـقيقد لايح مييقتلا عفلا ةكرـشلل لحم ىوعدـلا خـ رات لاقتنا ةـص ا ر رقتلا يذـلا ـشأ ھيلإ ميدـقت ھل وم ھل ىوعد جراختلا دعتـساف دـ و ب ةرئادلا ة ـ ب ھنم ، ھتلأسو ةرئادلا لـحم ىوعدـلا ؛ باـجأف ھنأـب ـال مـلع اـ أو تـحت فرـصت دملا .ھـيلع مـث تلأـس ةرئادـلا لـيكو دملا ھـيلع نع ناـسل بـ ا ، ھـتم فأو ةرئادـلا نأ ھـيلع ناـيب ھجوـلا راـشملا ھـيلإ اليـصفت ، مـث ھتلأـس ةرئادـلا نـع ـصم ةكرـشلا عـلطي ھـيلع ، ھتم فأـف ةرئادـلا نأ ع اـقو مـك ا راـشملا ھـيلإ تلواـنت اـم قـلعتي خـ راتب مـييقتلا ةروـصب ةـقيقد ع راـشملا ھـيلإ ھـنكلو لواـن ي تا ـف .ةـقباس ھتلأـسف ةرئادـلا لـ عـلطا ع ة ـ مـكح جراـختلا ؟ باـجأف ھنأـب مل ةـص ا لـحم ىوعدـلا ناـ 20/9/1431 ؛ـ باـجأف نأـب كـلذ وـ مييقتلا عفلا نأو ر رقتلا مدـق خ راـتلا كـسمت ھيل وـم مـييقتب بـ ا ساـحملا ىوعدـلا راـشملا اـ لإ خرؤملاو 7/11/1432 ـ نـ ح نأ لاـقتنا قـلعتي ر و لاـب عـم دـيكأتلا ع نوـ دن ـسملا روزم الكـش .انومـضمو مـث تلأـس ةرئادـلا لـيكو نـ عدملا نـع ھجو صخي نعطلا ر و لاـب ، بقعف نأـب تاـن بلا ـلا كـسمتي ھب ھيل وم ةـيفا تاـبثإ م اوعد نود ةـجا ا إ ام ةرئادـلا لـيكو نـ عدملا نـع ب ـس مدـع ن مـضت ھتركذـم اـم قـلعتي اـمب راـشأ ھيلإ رـضحم ةـسل ا ةـقباسلا امم ھنأـب مـل عـلطي ع ةركذملا ةـمدقملا اـ أو تمدـق خـ راتب موـي سمأ ل متـساو بـيقعتلل ع .ةركذملا مـث تلأـس لداـعلا صـص ل ـلا ذوحتـسا اـ لع ." ـش و ةرئادـلا إ مدـع ميدـقت دملا ھـيلع ھـبيقع لـبق ةـسل ا بقعو اـمم ـال ىفخي ع ف رـش مـلع ةرئادـلا بـلطنو نـم ماـقم ةرئادـلا اـقاقحا قـ ل مازلإ دملا ھـيلع اذـ مييقتلا ةـي ساحم ةميلـس بلط و ي اـضق ـالو غوس يأـب لاـح نم لاوح رادـ ا اـم ءاـج ھيف وا مدـع تاـفتل ھيلا اذـ و ماـظنلاو غـلبمب هردـقو ١٤٥،١٨٤،٣٣٥ .لاـ ر ھـيلعو نإـف كوـم كـسمتي اـمب ءاـج ر رقتلا دـعملا قـفو سـسا ھـيلع ةكرـش دـمحا ز ةـ راجتلا يذـلاو مـيق ھـيف ةبـس ٩٠٪ ؜ ـلا تـلآ دـملل ھـيلع ةـفلاخملاب عرـشلل ن ذا درو ھيف لـ ب ةـقد حوـضوو مييقت صـصح ءا رـشلا تا رـشلا اـ مو صـص ا لـحم ىوعدـلا عم دملا ةرئادـلل ةـيئاضقلا ةـ راجتلا عازن عـم دملا ھـيلع خرؤـم ١٤٣٢-١١-٠٧ ـ وـ و لـصيف لـحم عا لا لثاملا ةرئادـلا ھـنا قبـس ناو ردـص ر رقت ة ـخ ساـحم رداـص نـم بـ ا ساـحملا لـالط وـبا ةـلازغ ها رـشو مدـقم اذـ أدـبملا نإـف كوم نعطي ة ـ اذـ دـقعلا الكـش انومـضمو امو ب ع لطاب و ف .لطاب ايناث : ن بن ماقمل ھتو ـسف ھئاـفخإو دـقعلل لـيلد ع مدـع ھت ـ خأـتف ناـيبلا نـع تـقو ةـجا ا ا ناـيبلا ناـيب اس ـسأتو ع لـ هذـ تاونـسلا نـم فـال ا عـم دملا مـ لع مـعزي دوـجوب دـقع عـيب صـص ا م ـم عـم ثروـم يل وـم ةـماتلا كولـس دملا ھيلع هوبـشملا ذاوحتـس ع قوقح كوم ةلي ھيلا نم ھثروم غ ھجو قح مث دع ٠٠٠ لا ر ةراتو ىرخا معزي نا ةميق عيبلا ٠٠٠،٠٠٠،١٢٠ لا ر ةلسلس نم تاضقانتلا لا دكؤت ةعانقلا ھـكلمت اـ ل ةراـتف عفدـي اـ أب جاـتن ةـيقافتا جراـخت اـ معزي ةراـتو لوـقي اـ أب ةـيلمع عـيب ءارـشو نأو اـ ميق ،٤٥٠</w:t>
-      </w:r>
-    </w:p>
-    <w:p>
-      <w:pPr>
-        <w:jc w:val="right"/>
-        <w:bidi/>
-      </w:pPr>
-      <w:r>
-        <w:rPr>
-          <w:b w:val="0"/>
-          <w:i w:val="0"/>
-        </w:rPr>
-        <w:t>فارطأ ةيضقلا</w:t>
-      </w:r>
-    </w:p>
-    <w:p>
-      <w:pPr>
-        <w:jc w:val="right"/>
-        <w:bidi/>
-      </w:pPr>
-      <w:r>
-        <w:rPr>
-          <w:b w:val="0"/>
-          <w:i w:val="0"/>
-        </w:rPr>
-        <w:t>ضبط</w:t>
-      </w:r>
-    </w:p>
-    <w:p>
-      <w:pPr>
-        <w:jc w:val="right"/>
-        <w:bidi/>
-      </w:pPr>
-      <w:r>
-        <w:rPr>
-          <w:b w:val="0"/>
-          <w:i w:val="0"/>
-        </w:rPr>
-        <w:t>بجدة التجار ة المحكمة و الدائرة ۳ : ةـ الصفح رقم ۳۰ : ا لسة رقم ٤۲۸۲٤۷۱۷ : القضية رقم</w:t>
-      </w:r>
-    </w:p>
-    <w:p>
-      <w:pPr>
-        <w:jc w:val="right"/>
-        <w:bidi/>
-      </w:pPr>
-      <w:r>
-        <w:rPr>
-          <w:b w:val="0"/>
-          <w:i w:val="0"/>
-        </w:rPr>
-        <w:t>أسامھ بن احمد بن عباس زيني</w:t>
-      </w:r>
-    </w:p>
-    <w:p>
-      <w:pPr>
-        <w:jc w:val="right"/>
-        <w:bidi/>
-      </w:pPr>
-      <w:r>
-        <w:rPr>
-          <w:b w:val="0"/>
-          <w:i w:val="0"/>
-        </w:rPr>
-        <w:t>أسامھ بن احمد بن عباس زيني</w:t>
-      </w:r>
-    </w:p>
-    <w:p>
-      <w:pPr>
-        <w:jc w:val="right"/>
-        <w:bidi/>
-      </w:pPr>
-      <w:r>
-        <w:rPr>
-          <w:b w:val="0"/>
-          <w:i w:val="0"/>
-        </w:rPr>
-        <w:t>أسامھ بن احمد بن عباس زيني</w:t>
-      </w:r>
-    </w:p>
-    <w:p>
-      <w:pPr>
-        <w:jc w:val="right"/>
-        <w:bidi/>
-      </w:pPr>
-      <w:r>
-        <w:rPr>
-          <w:b w:val="0"/>
-          <w:i w:val="0"/>
-        </w:rPr>
-        <w:t>أسامھ بن احمد بن عباس زيني</w:t>
-      </w:r>
-    </w:p>
-    <w:p>
-      <w:pPr>
-        <w:jc w:val="right"/>
-        <w:bidi/>
-      </w:pPr>
-      <w:r>
-        <w:rPr>
-          <w:b w:val="0"/>
-          <w:i w:val="0"/>
-        </w:rPr>
-        <w:t>أسامھ بن احمد بن عباس زيني</w:t>
-      </w:r>
-    </w:p>
-    <w:p>
-      <w:pPr>
-        <w:jc w:val="right"/>
-        <w:bidi/>
-      </w:pPr>
-      <w:r>
-        <w:rPr>
-          <w:b w:val="0"/>
-          <w:i w:val="0"/>
-        </w:rPr>
-        <w:t>أسامھ بن احمد بن عباس زيني</w:t>
-      </w:r>
-    </w:p>
-    <w:p>
-      <w:pPr>
-        <w:jc w:val="right"/>
-        <w:bidi/>
-      </w:pPr>
-      <w:r>
-        <w:rPr>
-          <w:b w:val="0"/>
-          <w:i w:val="0"/>
-        </w:rPr>
-        <w:t>أسامھ بن احمد بن عباس زيني</w:t>
-      </w:r>
-    </w:p>
-    <w:p>
-      <w:pPr>
-        <w:jc w:val="right"/>
-        <w:bidi/>
-      </w:pPr>
-      <w:r>
-        <w:rPr>
-          <w:b w:val="0"/>
-          <w:i w:val="0"/>
-        </w:rPr>
-        <w:t>أسامھ بن احمد بن عباس زيني</w:t>
-      </w:r>
-    </w:p>
-    <w:p>
-      <w:pPr>
-        <w:jc w:val="right"/>
-        <w:bidi/>
-      </w:pPr>
-      <w:r>
-        <w:rPr>
-          <w:b w:val="0"/>
-          <w:i w:val="0"/>
-        </w:rPr>
-        <w:t>ابع نب دمحا نب ھماسأ</w:t>
-      </w:r>
-    </w:p>
-    <w:p>
-      <w:pPr>
-        <w:jc w:val="right"/>
-        <w:bidi/>
-      </w:pPr>
-      <w:r>
-        <w:rPr>
-          <w:b w:val="0"/>
-          <w:i w:val="0"/>
-        </w:rPr>
-        <w:t>ابع نب دمحا نب ھماسأ</w:t>
-      </w:r>
-    </w:p>
-    <w:p>
-      <w:pPr>
-        <w:jc w:val="right"/>
-        <w:bidi/>
-      </w:pPr>
-      <w:r>
-        <w:rPr>
-          <w:b w:val="0"/>
-          <w:i w:val="0"/>
-        </w:rPr>
-        <w:t>سم ز عباس احمد عدنان الصفة المد التوقيع</w:t>
-      </w:r>
-    </w:p>
-    <w:p>
-      <w:pPr>
-        <w:jc w:val="right"/>
-        <w:bidi/>
-      </w:pPr>
-      <w:r>
-        <w:rPr>
-          <w:b w:val="0"/>
-          <w:i w:val="0"/>
-        </w:rPr>
-        <w:t>عيقوتلا ىماحم ةفصلا قراط فلخ نب ع ار ى را ا مس</w:t>
-      </w:r>
-    </w:p>
-    <w:p>
-      <w:pPr>
-        <w:jc w:val="right"/>
-        <w:bidi/>
-      </w:pPr>
-      <w:r>
-        <w:rPr>
-          <w:b w:val="0"/>
-          <w:i w:val="0"/>
-        </w:rPr>
-        <w:t>عيقوتلا ىماحم ةفصلا دمحم زاوف نب نم عثلا مس</w:t>
-      </w:r>
-    </w:p>
-    <w:p>
-      <w:pPr>
-        <w:jc w:val="right"/>
-        <w:bidi/>
-      </w:pPr>
-      <w:r>
-        <w:rPr>
-          <w:b w:val="0"/>
-          <w:i w:val="0"/>
-        </w:rPr>
-        <w:t>عيقوتلا ىماحم ةفصلا ناطلس دجام رصان ي اطحقلا مس</w:t>
-      </w:r>
-    </w:p>
-    <w:p>
-      <w:pPr>
-        <w:jc w:val="right"/>
-        <w:bidi/>
-      </w:pPr>
-      <w:r>
-        <w:rPr>
-          <w:b w:val="0"/>
-          <w:i w:val="0"/>
-        </w:rPr>
-        <w:t>سم ز عباس احمد اسامة الصفة عليھ مد التوقيع</w:t>
-      </w:r>
-    </w:p>
-    <w:p>
-      <w:pPr>
-        <w:jc w:val="right"/>
-        <w:bidi/>
-      </w:pPr>
-      <w:r>
-        <w:rPr>
-          <w:b w:val="0"/>
-          <w:i w:val="0"/>
-        </w:rPr>
-        <w:t>عيقوتلا 2003 ةفصلا رمع دوعس نب دعس ي طملا مس</w:t>
-      </w:r>
-    </w:p>
-    <w:p>
-      <w:pPr>
-        <w:jc w:val="right"/>
-        <w:bidi/>
-      </w:pPr>
-      <w:r>
-        <w:rPr>
-          <w:b w:val="0"/>
-          <w:i w:val="0"/>
-        </w:rPr>
-        <w:t>عيقوتلا س ئر ةرئادلا ةيئاضقلاةفصلا فاسع نب اص اوعلا مس</w:t>
-      </w:r>
-    </w:p>
-    <w:p>
-      <w:pPr>
-        <w:jc w:val="right"/>
-        <w:bidi/>
-      </w:pPr>
-      <w:r>
-        <w:rPr>
-          <w:b w:val="0"/>
-          <w:i w:val="0"/>
-        </w:rPr>
-        <w:t>ضبط</w:t>
-      </w:r>
-    </w:p>
-    <w:p>
-      <w:pPr>
-        <w:jc w:val="right"/>
-        <w:bidi/>
-      </w:pPr>
-      <w:r>
-        <w:rPr>
-          <w:b w:val="0"/>
-          <w:i w:val="0"/>
-        </w:rPr>
-        <w:t>بجدة التجار ة المحكمة و الدائرة ٤ : ةـ الصفح رقم ۳۰ : ا لسة رقم ٤۲۸۲٤۷۱۷ : القضية رقم</w:t>
-      </w:r>
-    </w:p>
-    <w:p>
-      <w:pPr>
-        <w:jc w:val="right"/>
-        <w:bidi/>
-      </w:pPr>
-      <w:r>
-        <w:rPr>
-          <w:b w:val="0"/>
-          <w:i w:val="0"/>
-        </w:rPr>
-        <w:t>الدائرة أعضاء توقيع</w:t>
+        <w:t>[صفحة 4]</w:t>
+        <w:br/>
+        <w:t>ةيدوعسلا ةيبرعلا ةعلمما ]كلك</w:t>
+        <w:br/>
+        <w:t>1 زارة العدل ضبط</w:t>
+        <w:br/>
+        <w:t>تتشاحك ورارد</w:t>
+        <w:br/>
+        <w:t>الا 1 لا</w:t>
+        <w:br/>
+        <w:t>اس ا 22</w:t>
+        <w:br/>
+        <w:t>1 00</w:t>
+        <w:br/>
+        <w:t>المحكمة التجارية بجدة رقم الصفحة: 4 ا و</w:t>
+        <w:br/>
+        <w:t>الدائرة الاولى رقم القضية: 21417874017 رقمالجلسة: .م سانت لس</w:t>
+        <w:br/>
+        <w:t>1 7 مسإلا</w:t>
+        <w:br/>
+        <w:t>يقوتلا دملا ةفصلا</w:t>
+        <w:br/>
+        <w:t>عدنان احمد عباس زيني #2 لتوقيع</w:t>
+        <w:br/>
+        <w:t>1 7 مسإلا</w:t>
+        <w:br/>
+        <w:t>يقوتلا احم ةفصلا</w:t>
+        <w:br/>
+        <w:t>عيقوتل و ىثراحلا عيار نب فلخ قراط</w:t>
+        <w:br/>
+        <w:t>1 7 مسإلا</w:t>
+        <w:br/>
+        <w:t>يقوتلا اجم ةفصلا</w:t>
+        <w:br/>
+        <w:t>محمد فواز بن منير الثعلي 9 3</w:t>
+        <w:br/>
+        <w:t>1 7 مسإلا</w:t>
+        <w:br/>
+        <w:t>يقوتلا احم ةفصلا</w:t>
+        <w:br/>
+        <w:t>سلطان ماجد ناصر القحطاني لتوقيع</w:t>
+        <w:br/>
+        <w:t>1 7 مسإلا</w:t>
+        <w:br/>
+        <w:t>الصفة عليه التوقي</w:t>
+        <w:br/>
+        <w:t>اسامة احمد عبام ير مدي لتوقيع</w:t>
+        <w:br/>
+        <w:t>عيقوتلا 2003 ةفصلا مسإلا</w:t>
+        <w:br/>
+        <w:t>يريطملا دعس نب دوعس رمع</w:t>
+        <w:br/>
+        <w:t>للد قوقيع أعضاء الدائرة 333333337373777 كس شيا ا ©ب؟ٍ؟؟)ٍ سحب</w:t>
+        <w:br/>
+        <w:t>ا ةفصلا مسإلا</w:t>
+        <w:br/>
+        <w:t>ا( ةيئاضقلا ةرئادلا سيئر يجاوعلا حلاص نب فاسع</w:t>
       </w:r>
     </w:p>
     <w:sectPr>

--- a/zaini_case_audit_output/outputs/word/documents/107_ضبط جلسة رقم 30 يوم 17-11-1444 هـ للدعوى رقم 42824717 تمسك المدعي بالتقييم وليس .docx
+++ b/zaini_case_audit_output/outputs/word/documents/107_ضبط جلسة رقم 30 يوم 17-11-1444 هـ للدعوى رقم 42824717 تمسك المدعي بالتقييم وليس .docx
@@ -82,7 +82,7 @@
         <w:br/>
         <w:t>2</w:t>
         <w:br/>
-        <w:t>ةيدوعسلا ةيبرعلا ةعلمما كالا</w:t>
+        <w:t>الاك امملعة العربية السعودية</w:t>
         <w:br/>
         <w:t>هما وزارة العدل ضبط</w:t>
         <w:br/>
@@ -100,11 +100,11 @@
         <w:br/>
         <w:t>ل أنطراق القضية ا ف سس نز لس</w:t>
         <w:br/>
-        <w:t>ىماحم يدوعس ليك ةينطولا ةيوهلا يلعثلا رينم نب زاوف دمحم</w:t>
+        <w:t>محمد فواز بن منير الثعلي الهوية الوطنية كيل سعودي محامى</w:t>
         <w:br/>
-        <w:t>ىماحم يدوعس لقتل كح ةينطولا ةيوهلا يباله نب ملاس هللا دبع عياش</w:t>
+        <w:t>شايع عبد الله سالم بن هلابي الهوية الوطنية حك لتقل سعودي محامى</w:t>
         <w:br/>
-        <w:t>ىماحم يدوعس 0 ةينطولا ةيوهلا ىثراحلا عيار نب فلخ قراط</w:t>
+        <w:t>طارق خلف بن رايع الحارثى الهوية الوطنية 0 سعودي محامى</w:t>
         <w:br/>
         <w:t>سلطان ماجد ناصر القحطاني الهوية الوطنية لو لالم .١ك‏ سعودي حاضر</w:t>
         <w:br/>
@@ -122,27 +122,27 @@
         <w:br/>
         <w:t>ىماحم يدوعس 007 ةينطولا ةبوهلا يريطملا ضئاع حلاص رساي</w:t>
         <w:br/>
-        <w:t>ىماحم يدوعس لفك ةينطولا ةيوهلا دشار نب حرفم نب فرشم نب يلع</w:t>
+        <w:t>علي بن مشرف بن مفرح بن راشد الهوية الوطنية كفل سعودي محامى</w:t>
         <w:br/>
-        <w:t>2003 يدوعس 000 ةينطولا ةيوهلا يريطملا دعس نب دوعس رمع</w:t>
+        <w:t>عمر سعود بن سعد المطيري الهوية الوطنية 000 سعودي 2003</w:t>
         <w:br/>
-        <w:t>ىماحم يدوعس ‏١.‎ ملال ول ةينطولا ةيوهلا يناطحقلا رصان دجام ناطلس</w:t>
+        <w:t>سلطان ماجد ناصر القحطاني الهوية الوطنية لو لالم ‎١.‏ سعودي محامى</w:t>
         <w:br/>
-        <w:t>ليكو يدوعس 000 ةينطولا ةيوهلا يريطملا دعس نب دوعس رمع</w:t>
+        <w:t>عمر سعود بن سعد المطيري الهوية الوطنية 000 سعودي وكيل</w:t>
         <w:br/>
-        <w:t>ىماحم يدوعس ‏١٠1111467‎ ةينطولا ةيوهلا جوخ ميهاربا لصيف مازع</w:t>
+        <w:t>عزام فيصل ابراهيم خوج الهوية الوطنية ‎١٠1111467‏ سعودي محامى</w:t>
         <w:br/>
-        <w:t>ليكو ‏١1١1114‎ .ه9 ةينطولا ةيوهلا يريطملا دعس نب حبار نب يكرت</w:t>
+        <w:t>تركي بن رابح بن سعد المطيري الهوية الوطنية 9ه. ‎١1١1114‏ وكيل</w:t>
         <w:br/>
         <w:t>- قتحت الجلسة يحتبور:- _ لاا #©َ# مه ٍ؟[سسصبببييييييييييييبيبيييييييييييييييييييييييييييييييييييييييييييييييييحححييييييييييييييييييييييييييجيجيجييجيييحججييييحح</w:t>
         <w:br/>
         <w:t>عدنان احمد عباس زيني الهوبة الوظنية لشفي فيل السعودية المدعي</w:t>
         <w:br/>
-        <w:t>ىماحم ةيدوعسلا 0 ةينطولا ةيوهلا ىثراحلا عيار نب فلخ قراط</w:t>
+        <w:t>طارق خلف بن رايع الحارثى الهوية الوطنية 0 السعودية محامى</w:t>
         <w:br/>
-        <w:t>ىماحم ةيدوعسلا لينا ةينطولا ةيوهلا يلعثلا رينم نب زاوف دمحم</w:t>
+        <w:t>محمد فواز بن منير الثعلي الهوية الوطنية انيل السعودية محامى</w:t>
         <w:br/>
-        <w:t>ىماحم ةيدوعسلا ‏ك.١ ملال ول ةينطولا ةيوهلا يناطحقلا رصان دجام ناطلس</w:t>
+        <w:t>سلطان ماجد ناصر القحطاني الهوية الوطنية لو لالم .١ك‏ السعودية محامى</w:t>
       </w:r>
     </w:p>
     <w:p>
@@ -202,13 +202,13 @@
           <w:b w:val="0"/>
           <w:i w:val="0"/>
         </w:rPr>
-        <w:t>2003 ةيدوعسلا 00 ةينطولا ةيوهلا يريطملا دعس نب دوعس رمع</w:t>
+        <w:t>عمر سعود بن سعد المطيري الهوية الوطنية 00 السعودية 2003</w:t>
         <w:br/>
         <w:t>نوج زإلى فضيلتكم دعوانا بالتفصيل الآتي: بتاريخ 26 / 7/ 1434ه صدر حكم من المحكمة العامة بجدة</w:t>
         <w:br/>
         <w:t>بالصك رقم 43281449 وتاريخ 26 / 7/ 1434ه يقضي بتولي قيماً على المورث لفقدانه الأهلية والإدراك</w:t>
         <w:br/>
-        <w:t>هيلع ىعدملا لغتسا هالعا اهلإ راشملا يلولا ىوعد رظن ءانثو ةبيرلاو كشلا ةرتف ينو (مكحلا كص قفرم)</w:t>
+        <w:t>(مرفق صك الحكم) وني فترة الشك والريبة وثناء نظر دعوى الولي المشار إلها اعلاه استغل المدعى عليه</w:t>
         <w:br/>
         <w:t>الوكالات الممنوحة له من مورث موكلي20351: يرحمه الله اكد20: وقام بالتوقيع عنه في بيع حصصه في شركة</w:t>
         <w:br/>
@@ -230,7 +230,7 @@
         <w:br/>
         <w:t>عليه ووالدتهما بموجب صك حصر ورثة رقم 38391575 وتاريخ 12/ 5/ 1438ه (مرفق صك حصر الورثة)</w:t>
         <w:br/>
-        <w:t>ةيدولا تابلاطملل هتباجتسا مدعلو هالعأ اهلإ راشملا صضحلا ةميق دادس دنع عنتمأ دق هيلع ىعدملا نا اميو</w:t>
+        <w:t>ويما ان المدعى عليه قد أمتنع عند سداد قيمة الحضص المشار إلها أعلاه ولعدم استجابته للمطالبات الودية</w:t>
         <w:br/>
         <w:t>من قبل موكلي مما اضطرنا إلى الالتجاء إلى فضيلتكم لإللزام المدعى عليه بسداد قيمة الحصص التي استوى</w:t>
         <w:br/>
@@ -273,7 +273,7 @@
         <w:br/>
         <w:t>ةعانقلا دكؤت يتلا تاضقانتلا نم ةلسلس يف ‏لاير.٠١٠٠٠٠7٠ . يه عيبلا ةميق نا معزي ىرخا ةراتو لاير. ‏٠٠‎</w:t>
         <w:br/>
-        <w:t>دعب مث قح هجو ريغب هثروم نم هيلا ةليآلا يلكوم قوقح ىلع ذاوحتسالا يف هوبشملا هيلع ىعدملا كولسب ةماتلا</w:t>
+        <w:t>التامة بسلوك المدعى عليه المشبوه في الاستحواذ على حقوق موكلي الآيلة اليه من مورثه بغير وجه حق ثم بعد</w:t>
         <w:br/>
         <w:t>كل هذه السنوات من الخلااف مع المدعى علهم يزعم بوجود-عقد بيع الحصص مبرم مع مورث موكليني</w:t>
         <w:br/>
@@ -344,7 +344,7 @@
         </w:rPr>
         <w:t>[صفحة 4]</w:t>
         <w:br/>
-        <w:t>ةيدوعسلا ةيبرعلا ةعلمما ]كلك</w:t>
+        <w:t>كلك[ امملعة العربية السعودية</w:t>
         <w:br/>
         <w:t>1 زارة العدل ضبط</w:t>
         <w:br/>

--- a/zaini_case_audit_output/outputs/word/documents/107_ضبط جلسة رقم 30 يوم 17-11-1444 هـ للدعوى رقم 42824717 تمسك المدعي بالتقييم وليس .docx
+++ b/zaini_case_audit_output/outputs/word/documents/107_ضبط جلسة رقم 30 يوم 17-11-1444 هـ للدعوى رقم 42824717 تمسك المدعي بالتقييم وليس .docx
@@ -53,20 +53,6 @@
         <w:t>[مخرج آلي / Script Output - سماوي]  [مخرج آلي يحتاج مراجعة بشرية - وردي]</w:t>
       </w:r>
     </w:p>
-    <w:p>
-      <w:pPr>
-        <w:jc w:val="right"/>
-        <w:bidi/>
-      </w:pPr>
-      <w:r>
-        <w:rPr>
-          <w:b w:val="0"/>
-          <w:i/>
-          <w:color w:val="C00000"/>
-        </w:rPr>
-        <w:t>[نص ممسوح OCR صُحِّح ترتيبه آلياً — قد يحتوي أخطاء طفيفة]</w:t>
-      </w:r>
-    </w:p>
     <w:p/>
     <w:p>
       <w:pPr>
@@ -110,7 +96,7 @@
         <w:br/>
         <w:t>سليمان محمد سليمان السديري الهوية الوطنية ‎١.١١‏ سعودي محامى</w:t>
         <w:br/>
-        <w:t>ىماحم يدوعس ل ةينطولا ةيوهلا يمايلا حئاص بلاط يلع</w:t>
+        <w:t>علي طالب صائح اليامي الهوية الوطنية ل سعودي محامى</w:t>
         <w:br/>
         <w:t>رفيف راشد جزاء الثقفي الهوية الوطنية لمي لل سعودي وكيل</w:t>
         <w:br/>
@@ -120,7 +106,7 @@
         <w:br/>
         <w:t>اسامة احمد عباس زيني الهوية الوطنية ل سعودي مدعى عليه</w:t>
         <w:br/>
-        <w:t>ىماحم يدوعس 007 ةينطولا ةبوهلا يريطملا ضئاع حلاص رساي</w:t>
+        <w:t>ياسر صالح عائض المطيري الهوبة الوطنية 007 سعودي محامى</w:t>
         <w:br/>
         <w:t>علي بن مشرف بن مفرح بن راشد الهوية الوطنية كفل سعودي محامى</w:t>
         <w:br/>
@@ -161,7 +147,7 @@
         <w:br/>
         <w:t>ار انا</w:t>
         <w:br/>
-        <w:t>ها في</w:t>
+        <w:t>يف اه</w:t>
       </w:r>
     </w:p>
     <w:p>
@@ -271,7 +257,7 @@
         <w:br/>
         <w:t>تملكه لها فتارة يدفع بأنها نتاج اتفاقية تخارج يزعمها وتارة يقول بأها عملية بيع وشراء وأن قيمتها . . 44</w:t>
         <w:br/>
-        <w:t>ةعانقلا دكؤت يتلا تاضقانتلا نم ةلسلس يف ‏لاير.٠١٠٠٠٠7٠ . يه عيبلا ةميق نا معزي ىرخا ةراتو لاير. ‏٠٠‎</w:t>
+        <w:t>‎٠٠‏ .ريال وتارة اخرى يزعم ان قيمة البيع هي . .٠١٠٠٠٠7٠ريال‏ في سلسلة من التناقضات التي تؤكد القناعة</w:t>
         <w:br/>
         <w:t>التامة بسلوك المدعى عليه المشبوه في الاستحواذ على حقوق موكلي الآيلة اليه من مورثه بغير وجه حق ثم بعد</w:t>
         <w:br/>
@@ -319,7 +305,7 @@
         <w:br/>
         <w:t>التقرير الذي أشير إليه تقديم موكله له في دعوى التخارج فاستعد بتزويد الدائرة بنسخة منه. وسألته الدائرة</w:t>
         <w:br/>
-        <w:t>ةصحلا لاقتنا خيرات يف ىوعدلا لحم ةكرشلل يلعفلا مييقتلا لايح ةقيقد ةروصبو ةحارص هلكوم فقوم نع</w:t>
+        <w:t>عن موقف موكله صراحة وبصورة دقيقة حيال التقييم الفعلي للشركة محل الدعوى في تاريخ انتقال الحصة</w:t>
         <w:br/>
         <w:t>محل الدعوى في 20/9/1431ه وذلك على ضوء التقييم الذي قدمه في دعوى التخارج وكذلك على ضوء</w:t>
         <w:br/>
@@ -327,7 +313,7 @@
         <w:br/>
         <w:t>المدعى عليه تقديم ما طلب منه أولاء خلالى 3 أيَام؛ ثم على المدعين التعقيب خلال 3 أيام تالية. وذلك وفق</w:t>
         <w:br/>
-        <w:t>.ًافلس اهنأشب ماهفإلا قبس يتلا ةيلآلا</w:t>
+        <w:t>الآلية التي سبق الإفهام بشأنها سلفاً.</w:t>
         <w:br/>
         <w:t>ا ا</w:t>
       </w:r>
@@ -360,45 +346,45 @@
         <w:br/>
         <w:t>الدائرة الاولى رقم القضية: 21417874017 رقمالجلسة: .م سانت لس</w:t>
         <w:br/>
-        <w:t>1 7 مسإلا</w:t>
+        <w:t>الإسم 7 1</w:t>
         <w:br/>
-        <w:t>يقوتلا دملا ةفصلا</w:t>
+        <w:t>الصفة المد التوقي</w:t>
         <w:br/>
         <w:t>عدنان احمد عباس زيني #2 لتوقيع</w:t>
         <w:br/>
-        <w:t>1 7 مسإلا</w:t>
+        <w:t>الإسم 7 1</w:t>
         <w:br/>
-        <w:t>يقوتلا احم ةفصلا</w:t>
+        <w:t>الصفة محا التوقي</w:t>
         <w:br/>
-        <w:t>عيقوتل و ىثراحلا عيار نب فلخ قراط</w:t>
+        <w:t>طارق خلف بن رايع الحارثى و لتوقيع</w:t>
         <w:br/>
-        <w:t>1 7 مسإلا</w:t>
+        <w:t>الإسم 7 1</w:t>
         <w:br/>
-        <w:t>يقوتلا اجم ةفصلا</w:t>
+        <w:t>الصفة مجا التوقي</w:t>
         <w:br/>
         <w:t>محمد فواز بن منير الثعلي 9 3</w:t>
         <w:br/>
-        <w:t>1 7 مسإلا</w:t>
+        <w:t>الإسم 7 1</w:t>
         <w:br/>
-        <w:t>يقوتلا احم ةفصلا</w:t>
+        <w:t>الصفة محا التوقي</w:t>
         <w:br/>
         <w:t>سلطان ماجد ناصر القحطاني لتوقيع</w:t>
         <w:br/>
-        <w:t>1 7 مسإلا</w:t>
+        <w:t>الإسم 7 1</w:t>
         <w:br/>
         <w:t>الصفة عليه التوقي</w:t>
         <w:br/>
         <w:t>اسامة احمد عبام ير مدي لتوقيع</w:t>
         <w:br/>
-        <w:t>عيقوتلا 2003 ةفصلا مسإلا</w:t>
+        <w:t>الإسم الصفة 2003 التوقيع</w:t>
         <w:br/>
-        <w:t>يريطملا دعس نب دوعس رمع</w:t>
+        <w:t>عمر سعود بن سعد المطيري</w:t>
         <w:br/>
         <w:t>للد قوقيع أعضاء الدائرة 333333337373777 كس شيا ا ©ب؟ٍ؟؟)ٍ سحب</w:t>
         <w:br/>
-        <w:t>ا ةفصلا مسإلا</w:t>
+        <w:t>الإسم الصفة ا</w:t>
         <w:br/>
-        <w:t>ا( ةيئاضقلا ةرئادلا سيئر يجاوعلا حلاص نب فاسع</w:t>
+        <w:t>عساف بن صالح العواجي رئيس الدائرة القضائية )ا</w:t>
       </w:r>
     </w:p>
     <w:sectPr>
